--- a/exp 2.docx
+++ b/exp 2.docx
@@ -1,9 +1,20 @@
 
 <file path=word/document.xml><?xml version="1.0" encoding="utf-8"?>
-<w:document xmlns:wpc="http://schemas.microsoft.com/office/word/2010/wordprocessingCanvas" xmlns:cx="http://schemas.microsoft.com/office/drawing/2014/chartex" xmlns:cx1="http://schemas.microsoft.com/office/drawing/2015/9/8/chartex" xmlns:mc="http://schemas.openxmlformats.org/markup-compatibility/2006" xmlns:o="urn:schemas-microsoft-com:office:office" xmlns:r="http://schemas.openxmlformats.org/officeDocument/2006/relationships" xmlns:m="http://schemas.openxmlformats.org/officeDocument/2006/math" xmlns:v="urn:schemas-microsoft-com:vml" xmlns:wp14="http://schemas.microsoft.com/office/word/2010/wordprocessingDrawing" xmlns:wp="http://schemas.openxmlformats.org/drawingml/2006/wordprocessingDrawing" xmlns:w10="urn:schemas-microsoft-com:office:word" xmlns:w="http://schemas.openxmlformats.org/wordprocessingml/2006/main" xmlns:w14="http://schemas.microsoft.com/office/word/2010/wordml" xmlns:w15="http://schemas.microsoft.com/office/word/2012/wordml" xmlns:w16se="http://schemas.microsoft.com/office/word/2015/wordml/symex" xmlns:wpg="http://schemas.microsoft.com/office/word/2010/wordprocessingGroup" xmlns:wpi="http://schemas.microsoft.com/office/word/2010/wordprocessingInk" xmlns:wne="http://schemas.microsoft.com/office/word/2006/wordml" xmlns:wps="http://schemas.microsoft.com/office/word/2010/wordprocessingShape" mc:Ignorable="w14 w15 w16se wp14">
+<w:document xmlns:wpc="http://schemas.microsoft.com/office/word/2010/wordprocessingCanvas" xmlns:cx="http://schemas.microsoft.com/office/drawing/2014/chartex" xmlns:cx1="http://schemas.microsoft.com/office/drawing/2015/9/8/chartex" xmlns:cx2="http://schemas.microsoft.com/office/drawing/2015/10/21/chartex" xmlns:cx3="http://schemas.microsoft.com/office/drawing/2016/5/9/chartex" xmlns:cx4="http://schemas.microsoft.com/office/drawing/2016/5/10/chartex" xmlns:cx5="http://schemas.microsoft.com/office/drawing/2016/5/11/chartex" xmlns:cx6="http://schemas.microsoft.com/office/drawing/2016/5/12/chartex" xmlns:cx7="http://schemas.microsoft.com/office/drawing/2016/5/13/chartex" xmlns:cx8="http://schemas.microsoft.com/office/drawing/2016/5/14/chartex" xmlns:mc="http://schemas.openxmlformats.org/markup-compatibility/2006" xmlns:aink="http://schemas.microsoft.com/office/drawing/2016/ink" xmlns:am3d="http://schemas.microsoft.com/office/drawing/2017/model3d" xmlns:o="urn:schemas-microsoft-com:office:office" xmlns:oel="http://schemas.microsoft.com/office/2019/extlst" xmlns:r="http://schemas.openxmlformats.org/officeDocument/2006/relationships" xmlns:m="http://schemas.openxmlformats.org/officeDocument/2006/math" xmlns:v="urn:schemas-microsoft-com:vml" xmlns:wp14="http://schemas.microsoft.com/office/word/2010/wordprocessingDrawing" xmlns:wp="http://schemas.openxmlformats.org/drawingml/2006/wordprocessingDrawing" xmlns:w10="urn:schemas-microsoft-com:office:word" xmlns:w="http://schemas.openxmlformats.org/wordprocessingml/2006/main" xmlns:w14="http://schemas.microsoft.com/office/word/2010/wordml" xmlns:w15="http://schemas.microsoft.com/office/word/2012/wordml" xmlns:w16cex="http://schemas.microsoft.com/office/word/2018/wordml/cex" xmlns:w16cid="http://schemas.microsoft.com/office/word/2016/wordml/cid" xmlns:w16="http://schemas.microsoft.com/office/word/2018/wordml" xmlns:w16du="http://schemas.microsoft.com/office/word/2023/wordml/word16du" xmlns:w16sdtdh="http://schemas.microsoft.com/office/word/2020/wordml/sdtdatahash" xmlns:w16sdtfl="http://schemas.microsoft.com/office/word/2024/wordml/sdtformatlock" xmlns:w16se="http://schemas.microsoft.com/office/word/2015/wordml/symex" xmlns:wpg="http://schemas.microsoft.com/office/word/2010/wordprocessingGroup" xmlns:wpi="http://schemas.microsoft.com/office/word/2010/wordprocessingInk" xmlns:wne="http://schemas.microsoft.com/office/word/2006/wordml" xmlns:wps="http://schemas.microsoft.com/office/word/2010/wordprocessingShape" mc:Ignorable="w14 w15 w16se w16cid w16 w16cex w16sdtdh w16sdtfl w16du wp14">
   <w:body>
     <w:p>
-      <w:r>
+      <w:pPr>
+        <w:jc w:val="center"/>
+        <w:rPr>
+          <w:b/>
+          <w:bCs/>
+        </w:rPr>
+      </w:pPr>
+      <w:r>
+        <w:rPr>
+          <w:b/>
+          <w:bCs/>
+        </w:rPr>
         <w:t>Solve a Graph using Depth First Search (DFS)</w:t>
       </w:r>
     </w:p>
@@ -51,7 +62,15 @@
     </w:p>
     <w:p>
       <w:r>
-        <w:t>3. Recursively visit all unvisited neighbors.</w:t>
+        <w:t xml:space="preserve">3. Recursively visit all unvisited </w:t>
+      </w:r>
+      <w:proofErr w:type="spellStart"/>
+      <w:r>
+        <w:t>neighbors</w:t>
+      </w:r>
+      <w:proofErr w:type="spellEnd"/>
+      <w:r>
+        <w:t>.</w:t>
       </w:r>
     </w:p>
     <w:p>
@@ -60,15 +79,105 @@
       </w:r>
     </w:p>
     <w:p>
+      <w:r>
+        <w:t xml:space="preserve">def </w:t>
+      </w:r>
       <w:proofErr w:type="spellStart"/>
-      <w:r>
-        <w:t>def</w:t>
+      <w:proofErr w:type="gramStart"/>
+      <w:r>
+        <w:t>dfs</w:t>
       </w:r>
       <w:proofErr w:type="spellEnd"/>
       <w:r>
-        <w:t xml:space="preserve"> </w:t>
-      </w:r>
+        <w:t>(</w:t>
+      </w:r>
+      <w:proofErr w:type="gramEnd"/>
+      <w:r>
+        <w:t>graph, start, visited=None):</w:t>
+      </w:r>
+    </w:p>
+    <w:p>
+      <w:r>
+        <w:t>if visited is None:</w:t>
+      </w:r>
+    </w:p>
+    <w:p>
+      <w:r>
+        <w:t xml:space="preserve">visited = </w:t>
+      </w:r>
+      <w:proofErr w:type="gramStart"/>
+      <w:r>
+        <w:t>set(</w:t>
+      </w:r>
+      <w:proofErr w:type="gramEnd"/>
+      <w:r>
+        <w:t>)</w:t>
+      </w:r>
+    </w:p>
+    <w:p>
       <w:proofErr w:type="spellStart"/>
+      <w:r>
+        <w:t>visited.add</w:t>
+      </w:r>
+      <w:proofErr w:type="spellEnd"/>
+      <w:r>
+        <w:t>(start)</w:t>
+      </w:r>
+    </w:p>
+    <w:p>
+      <w:proofErr w:type="gramStart"/>
+      <w:r>
+        <w:t>print(</w:t>
+      </w:r>
+      <w:proofErr w:type="gramEnd"/>
+      <w:r>
+        <w:t>start, end=&amp;</w:t>
+      </w:r>
+      <w:proofErr w:type="spellStart"/>
+      <w:r>
+        <w:t>quot</w:t>
+      </w:r>
+      <w:proofErr w:type="spellEnd"/>
+      <w:r>
+        <w:t>; &amp;</w:t>
+      </w:r>
+      <w:proofErr w:type="spellStart"/>
+      <w:r>
+        <w:t>quot</w:t>
+      </w:r>
+      <w:proofErr w:type="spellEnd"/>
+      <w:r>
+        <w:t>;)</w:t>
+      </w:r>
+    </w:p>
+    <w:p>
+      <w:r>
+        <w:t xml:space="preserve">for </w:t>
+      </w:r>
+      <w:proofErr w:type="spellStart"/>
+      <w:r>
+        <w:t>neighbor</w:t>
+      </w:r>
+      <w:proofErr w:type="spellEnd"/>
+      <w:r>
+        <w:t xml:space="preserve"> in graph[start]:</w:t>
+      </w:r>
+    </w:p>
+    <w:p>
+      <w:r>
+        <w:t xml:space="preserve">if </w:t>
+      </w:r>
+      <w:proofErr w:type="spellStart"/>
+      <w:r>
+        <w:t>neighbor</w:t>
+      </w:r>
+      <w:proofErr w:type="spellEnd"/>
+      <w:r>
+        <w:t xml:space="preserve"> not in visited:</w:t>
+      </w:r>
+    </w:p>
+    <w:p>
+      <w:proofErr w:type="spellStart"/>
       <w:proofErr w:type="gramStart"/>
       <w:r>
         <w:t>dfs</w:t>
@@ -79,35 +188,220 @@
       </w:r>
       <w:proofErr w:type="gramEnd"/>
       <w:r>
-        <w:t>graph, start, visited=None):</w:t>
-      </w:r>
-    </w:p>
-    <w:p>
-      <w:r>
-        <w:t>if visited is None:</w:t>
-      </w:r>
-    </w:p>
-    <w:p>
-      <w:r>
-        <w:t xml:space="preserve">visited = </w:t>
-      </w:r>
-      <w:proofErr w:type="gramStart"/>
-      <w:r>
-        <w:t>set(</w:t>
-      </w:r>
-      <w:proofErr w:type="gramEnd"/>
-      <w:r>
-        <w:t>)</w:t>
-      </w:r>
-    </w:p>
-    <w:p>
+        <w:t xml:space="preserve">graph, </w:t>
+      </w:r>
       <w:proofErr w:type="spellStart"/>
       <w:r>
-        <w:t>visited.add</w:t>
+        <w:t>neighbor</w:t>
       </w:r>
       <w:proofErr w:type="spellEnd"/>
       <w:r>
-        <w:t>(start)</w:t>
+        <w:t>, visited)</w:t>
+      </w:r>
+    </w:p>
+    <w:p>
+      <w:r>
+        <w:t># Sample graph</w:t>
+      </w:r>
+    </w:p>
+    <w:p>
+      <w:r>
+        <w:t>graph = {</w:t>
+      </w:r>
+    </w:p>
+    <w:p>
+      <w:r>
+        <w:t>&amp;#</w:t>
+      </w:r>
+      <w:proofErr w:type="gramStart"/>
+      <w:r>
+        <w:t>39;A</w:t>
+      </w:r>
+      <w:proofErr w:type="gramEnd"/>
+      <w:r>
+        <w:t>&amp;#</w:t>
+      </w:r>
+      <w:proofErr w:type="gramStart"/>
+      <w:r>
+        <w:t>39;:</w:t>
+      </w:r>
+      <w:proofErr w:type="gramEnd"/>
+      <w:r>
+        <w:t xml:space="preserve"> [&amp;#</w:t>
+      </w:r>
+      <w:proofErr w:type="gramStart"/>
+      <w:r>
+        <w:t>39;B</w:t>
+      </w:r>
+      <w:proofErr w:type="gramEnd"/>
+      <w:r>
+        <w:t>&amp;#</w:t>
+      </w:r>
+      <w:proofErr w:type="gramStart"/>
+      <w:r>
+        <w:t>39;,</w:t>
+      </w:r>
+      <w:proofErr w:type="gramEnd"/>
+      <w:r>
+        <w:t xml:space="preserve"> &amp;#</w:t>
+      </w:r>
+      <w:proofErr w:type="gramStart"/>
+      <w:r>
+        <w:t>39;C</w:t>
+      </w:r>
+      <w:proofErr w:type="gramEnd"/>
+      <w:r>
+        <w:t>&amp;#39;],</w:t>
+      </w:r>
+    </w:p>
+    <w:p>
+      <w:r>
+        <w:t>&amp;#</w:t>
+      </w:r>
+      <w:proofErr w:type="gramStart"/>
+      <w:r>
+        <w:t>39;B</w:t>
+      </w:r>
+      <w:proofErr w:type="gramEnd"/>
+      <w:r>
+        <w:t>&amp;#</w:t>
+      </w:r>
+      <w:proofErr w:type="gramStart"/>
+      <w:r>
+        <w:t>39;:</w:t>
+      </w:r>
+      <w:proofErr w:type="gramEnd"/>
+      <w:r>
+        <w:t xml:space="preserve"> [&amp;#</w:t>
+      </w:r>
+      <w:proofErr w:type="gramStart"/>
+      <w:r>
+        <w:t>39;D</w:t>
+      </w:r>
+      <w:proofErr w:type="gramEnd"/>
+      <w:r>
+        <w:t>&amp;#</w:t>
+      </w:r>
+      <w:proofErr w:type="gramStart"/>
+      <w:r>
+        <w:t>39;,</w:t>
+      </w:r>
+      <w:proofErr w:type="gramEnd"/>
+      <w:r>
+        <w:t xml:space="preserve"> &amp;#</w:t>
+      </w:r>
+      <w:proofErr w:type="gramStart"/>
+      <w:r>
+        <w:t>39;E</w:t>
+      </w:r>
+      <w:proofErr w:type="gramEnd"/>
+      <w:r>
+        <w:t>&amp;#39;],</w:t>
+      </w:r>
+    </w:p>
+    <w:p>
+      <w:r>
+        <w:t>&amp;#</w:t>
+      </w:r>
+      <w:proofErr w:type="gramStart"/>
+      <w:r>
+        <w:t>39;C</w:t>
+      </w:r>
+      <w:proofErr w:type="gramEnd"/>
+      <w:r>
+        <w:t>&amp;#</w:t>
+      </w:r>
+      <w:proofErr w:type="gramStart"/>
+      <w:r>
+        <w:t>39;:</w:t>
+      </w:r>
+      <w:proofErr w:type="gramEnd"/>
+      <w:r>
+        <w:t xml:space="preserve"> [&amp;#</w:t>
+      </w:r>
+      <w:proofErr w:type="gramStart"/>
+      <w:r>
+        <w:t>39;F</w:t>
+      </w:r>
+      <w:proofErr w:type="gramEnd"/>
+      <w:r>
+        <w:t>&amp;#39;],</w:t>
+      </w:r>
+    </w:p>
+    <w:p>
+      <w:r>
+        <w:t>&amp;#</w:t>
+      </w:r>
+      <w:proofErr w:type="gramStart"/>
+      <w:r>
+        <w:t>39;D</w:t>
+      </w:r>
+      <w:proofErr w:type="gramEnd"/>
+      <w:r>
+        <w:t>&amp;#</w:t>
+      </w:r>
+      <w:proofErr w:type="gramStart"/>
+      <w:r>
+        <w:t>39;:</w:t>
+      </w:r>
+      <w:proofErr w:type="gramEnd"/>
+      <w:r>
+        <w:t xml:space="preserve"> [],</w:t>
+      </w:r>
+    </w:p>
+    <w:p>
+      <w:r>
+        <w:t>&amp;#</w:t>
+      </w:r>
+      <w:proofErr w:type="gramStart"/>
+      <w:r>
+        <w:t>39;E</w:t>
+      </w:r>
+      <w:proofErr w:type="gramEnd"/>
+      <w:r>
+        <w:t>&amp;#</w:t>
+      </w:r>
+      <w:proofErr w:type="gramStart"/>
+      <w:r>
+        <w:t>39;:</w:t>
+      </w:r>
+      <w:proofErr w:type="gramEnd"/>
+      <w:r>
+        <w:t xml:space="preserve"> [&amp;#</w:t>
+      </w:r>
+      <w:proofErr w:type="gramStart"/>
+      <w:r>
+        <w:t>39;F</w:t>
+      </w:r>
+      <w:proofErr w:type="gramEnd"/>
+      <w:r>
+        <w:t>&amp;#39;],</w:t>
+      </w:r>
+    </w:p>
+    <w:p>
+      <w:r>
+        <w:t>&amp;#</w:t>
+      </w:r>
+      <w:proofErr w:type="gramStart"/>
+      <w:r>
+        <w:t>39;F</w:t>
+      </w:r>
+      <w:proofErr w:type="gramEnd"/>
+      <w:r>
+        <w:t>&amp;#</w:t>
+      </w:r>
+      <w:proofErr w:type="gramStart"/>
+      <w:r>
+        <w:t>39;:</w:t>
+      </w:r>
+      <w:proofErr w:type="gramEnd"/>
+      <w:r>
+        <w:t xml:space="preserve"> []</w:t>
+      </w:r>
+    </w:p>
+    <w:p>
+      <w:r>
+        <w:t>}</w:t>
       </w:r>
     </w:p>
     <w:p>
@@ -117,63 +411,40 @@
       </w:r>
       <w:proofErr w:type="gramEnd"/>
       <w:r>
-        <w:t>start, end=&amp;</w:t>
+        <w:t>&amp;</w:t>
       </w:r>
       <w:proofErr w:type="spellStart"/>
-      <w:r>
-        <w:t>quot</w:t>
+      <w:proofErr w:type="gramStart"/>
+      <w:r>
+        <w:t>quot;DFS</w:t>
       </w:r>
       <w:proofErr w:type="spellEnd"/>
-      <w:r>
-        <w:t>; &amp;</w:t>
-      </w:r>
+      <w:proofErr w:type="gramEnd"/>
+      <w:r>
+        <w:t xml:space="preserve"> traversal from node </w:t>
+      </w:r>
+      <w:proofErr w:type="gramStart"/>
+      <w:r>
+        <w:t>A:&amp;</w:t>
+      </w:r>
+      <w:proofErr w:type="gramEnd"/>
+      <w:r>
+        <w:t>quot;)</w:t>
+      </w:r>
+    </w:p>
+    <w:p>
       <w:proofErr w:type="spellStart"/>
-      <w:r>
-        <w:t>quot</w:t>
+      <w:proofErr w:type="gramStart"/>
+      <w:r>
+        <w:t>dfs</w:t>
       </w:r>
       <w:proofErr w:type="spellEnd"/>
       <w:r>
-        <w:t>;)</w:t>
-      </w:r>
-    </w:p>
-    <w:p>
-      <w:r>
-        <w:t>for neighbor in graph[start]:</w:t>
-      </w:r>
-    </w:p>
-    <w:p>
-      <w:r>
-        <w:t>if neighbor not in visited:</w:t>
-      </w:r>
-    </w:p>
-    <w:p>
-      <w:proofErr w:type="spellStart"/>
-      <w:proofErr w:type="gramStart"/>
-      <w:r>
-        <w:t>dfs</w:t>
-      </w:r>
-      <w:proofErr w:type="spellEnd"/>
-      <w:r>
         <w:t>(</w:t>
       </w:r>
       <w:proofErr w:type="gramEnd"/>
       <w:r>
-        <w:t>graph, neighbor, visited)</w:t>
-      </w:r>
-    </w:p>
-    <w:p>
-      <w:r>
-        <w:t># Sample graph</w:t>
-      </w:r>
-    </w:p>
-    <w:p>
-      <w:r>
-        <w:t>graph = {</w:t>
-      </w:r>
-    </w:p>
-    <w:p>
-      <w:r>
-        <w:t>&amp;#</w:t>
+        <w:t>graph, &amp;#</w:t>
       </w:r>
       <w:proofErr w:type="gramStart"/>
       <w:r>
@@ -181,120 +452,17 @@
       </w:r>
       <w:proofErr w:type="gramEnd"/>
       <w:r>
-        <w:t>&amp;#39;: [&amp;#39;B&amp;#39;, &amp;#39;C&amp;#39;],</w:t>
-      </w:r>
-    </w:p>
-    <w:p>
-      <w:r>
-        <w:t>&amp;#</w:t>
-      </w:r>
-      <w:proofErr w:type="gramStart"/>
-      <w:r>
-        <w:t>39;B</w:t>
-      </w:r>
-      <w:proofErr w:type="gramEnd"/>
-      <w:r>
-        <w:t>&amp;#39;: [&amp;#39;D&amp;#39;, &amp;#39;E&amp;#39;],</w:t>
-      </w:r>
-    </w:p>
-    <w:p>
-      <w:r>
-        <w:t>&amp;#</w:t>
-      </w:r>
-      <w:proofErr w:type="gramStart"/>
-      <w:r>
-        <w:t>39;C</w:t>
-      </w:r>
-      <w:proofErr w:type="gramEnd"/>
-      <w:r>
-        <w:t>&amp;#39;: [&amp;#39;F&amp;#39;],</w:t>
-      </w:r>
-    </w:p>
-    <w:p>
-      <w:r>
-        <w:t>&amp;#</w:t>
-      </w:r>
-      <w:proofErr w:type="gramStart"/>
-      <w:r>
-        <w:t>39;D</w:t>
-      </w:r>
-      <w:proofErr w:type="gramEnd"/>
-      <w:r>
-        <w:t>&amp;#39;: [],</w:t>
-      </w:r>
-    </w:p>
-    <w:p>
-      <w:r>
-        <w:t>&amp;#</w:t>
-      </w:r>
-      <w:proofErr w:type="gramStart"/>
-      <w:r>
-        <w:t>39;E</w:t>
-      </w:r>
-      <w:proofErr w:type="gramEnd"/>
-      <w:r>
-        <w:t>&amp;#39;: [&amp;#39;F&amp;#39;],</w:t>
-      </w:r>
-    </w:p>
-    <w:p>
-      <w:r>
-        <w:t>&amp;#</w:t>
-      </w:r>
-      <w:proofErr w:type="gramStart"/>
-      <w:r>
-        <w:t>39;F</w:t>
-      </w:r>
-      <w:proofErr w:type="gramEnd"/>
-      <w:r>
-        <w:t>&amp;#39;: []</w:t>
-      </w:r>
-    </w:p>
-    <w:p>
-      <w:r>
-        <w:t>}</w:t>
-      </w:r>
-    </w:p>
-    <w:p>
-      <w:proofErr w:type="gramStart"/>
-      <w:r>
-        <w:t>print(</w:t>
-      </w:r>
-      <w:proofErr w:type="gramEnd"/>
-      <w:r>
-        <w:t>&amp;</w:t>
-      </w:r>
-      <w:proofErr w:type="spellStart"/>
-      <w:r>
-        <w:t>quot;DFS</w:t>
-      </w:r>
-      <w:proofErr w:type="spellEnd"/>
-      <w:r>
-        <w:t xml:space="preserve"> traversal from node A:&amp;quot;)</w:t>
-      </w:r>
-    </w:p>
-    <w:p>
-      <w:proofErr w:type="spellStart"/>
-      <w:proofErr w:type="gramStart"/>
+        <w:t>&amp;#39;)</w:t>
+      </w:r>
+    </w:p>
+    <w:p>
+      <w:r>
+        <w:t>Output:</w:t>
+      </w:r>
+    </w:p>
+    <w:p>
       <w:r>
         <w:lastRenderedPageBreak/>
-        <w:t>dfs</w:t>
-      </w:r>
-      <w:proofErr w:type="spellEnd"/>
-      <w:r>
-        <w:t>(</w:t>
-      </w:r>
-      <w:proofErr w:type="gramEnd"/>
-      <w:r>
-        <w:t>graph, &amp;#39;A&amp;#39;)</w:t>
-      </w:r>
-    </w:p>
-    <w:p>
-      <w:r>
-        <w:t>Output:</w:t>
-      </w:r>
-    </w:p>
-    <w:p>
-      <w:r>
         <w:t>DFS traversal from node A:</w:t>
       </w:r>
     </w:p>
@@ -309,21 +477,24 @@
       </w:r>
     </w:p>
     <w:p>
-      <w:r>
-        <w:t>Thus the program of implementing DFS traversal on a graph to explore all reachable nodes</w:t>
+      <w:proofErr w:type="gramStart"/>
+      <w:r>
+        <w:t>Thus</w:t>
+      </w:r>
+      <w:proofErr w:type="gramEnd"/>
+      <w:r>
+        <w:t xml:space="preserve"> the program of implementing DFS traversal on a graph to explore all reachable nodes</w:t>
       </w:r>
     </w:p>
     <w:p>
       <w:r>
         <w:t>from a source. was executed successfully.</w:t>
       </w:r>
-      <w:bookmarkStart w:id="0" w:name="_GoBack"/>
-      <w:bookmarkEnd w:id="0"/>
     </w:p>
     <w:sectPr>
-      <w:pgSz w:w="12240" w:h="15840"/>
-      <w:pgMar w:top="1440" w:right="1440" w:bottom="1440" w:left="1440" w:header="720" w:footer="720" w:gutter="0"/>
-      <w:cols w:space="720"/>
+      <w:pgSz w:w="11906" w:h="16838"/>
+      <w:pgMar w:top="1440" w:right="1440" w:bottom="1440" w:left="1440" w:header="708" w:footer="708" w:gutter="0"/>
+      <w:cols w:space="708"/>
       <w:docGrid w:linePitch="360"/>
     </w:sectPr>
   </w:body>
@@ -331,14 +502,16 @@
 </file>
 
 <file path=word/styles.xml><?xml version="1.0" encoding="utf-8"?>
-<w:styles xmlns:mc="http://schemas.openxmlformats.org/markup-compatibility/2006" xmlns:r="http://schemas.openxmlformats.org/officeDocument/2006/relationships" xmlns:w="http://schemas.openxmlformats.org/wordprocessingml/2006/main" xmlns:w14="http://schemas.microsoft.com/office/word/2010/wordml" xmlns:w15="http://schemas.microsoft.com/office/word/2012/wordml" xmlns:w16se="http://schemas.microsoft.com/office/word/2015/wordml/symex" mc:Ignorable="w14 w15 w16se">
+<w:styles xmlns:mc="http://schemas.openxmlformats.org/markup-compatibility/2006" xmlns:r="http://schemas.openxmlformats.org/officeDocument/2006/relationships" xmlns:w="http://schemas.openxmlformats.org/wordprocessingml/2006/main" xmlns:w14="http://schemas.microsoft.com/office/word/2010/wordml" xmlns:w15="http://schemas.microsoft.com/office/word/2012/wordml" xmlns:w16cex="http://schemas.microsoft.com/office/word/2018/wordml/cex" xmlns:w16cid="http://schemas.microsoft.com/office/word/2016/wordml/cid" xmlns:w16="http://schemas.microsoft.com/office/word/2018/wordml" xmlns:w16du="http://schemas.microsoft.com/office/word/2023/wordml/word16du" xmlns:w16sdtdh="http://schemas.microsoft.com/office/word/2020/wordml/sdtdatahash" xmlns:w16sdtfl="http://schemas.microsoft.com/office/word/2024/wordml/sdtformatlock" xmlns:w16se="http://schemas.microsoft.com/office/word/2015/wordml/symex" mc:Ignorable="w14 w15 w16se w16cid w16 w16cex w16sdtdh w16sdtfl w16du">
   <w:docDefaults>
     <w:rPrDefault>
       <w:rPr>
         <w:rFonts w:asciiTheme="minorHAnsi" w:eastAsiaTheme="minorHAnsi" w:hAnsiTheme="minorHAnsi" w:cstheme="minorBidi"/>
+        <w:kern w:val="2"/>
         <w:sz w:val="22"/>
         <w:szCs w:val="22"/>
-        <w:lang w:val="en-US" w:eastAsia="en-US" w:bidi="ar-SA"/>
+        <w:lang w:val="en-IN" w:eastAsia="en-US" w:bidi="ar-SA"/>
+        <w14:ligatures w14:val="standardContextual"/>
       </w:rPr>
     </w:rPrDefault>
     <w:pPrDefault>
@@ -347,7 +520,7 @@
       </w:pPr>
     </w:pPrDefault>
   </w:docDefaults>
-  <w:latentStyles w:defLockedState="0" w:defUIPriority="99" w:defSemiHidden="0" w:defUnhideWhenUsed="0" w:defQFormat="0" w:count="371">
+  <w:latentStyles w:defLockedState="0" w:defUIPriority="99" w:defSemiHidden="0" w:defUnhideWhenUsed="0" w:defQFormat="0" w:count="376">
     <w:lsdException w:name="Normal" w:uiPriority="0" w:qFormat="1"/>
     <w:lsdException w:name="heading 1" w:uiPriority="9" w:qFormat="1"/>
     <w:lsdException w:name="heading 2" w:semiHidden="1" w:uiPriority="9" w:unhideWhenUsed="1" w:qFormat="1"/>
@@ -719,10 +892,214 @@
     <w:lsdException w:name="List Table 5 Dark Accent 6" w:uiPriority="50"/>
     <w:lsdException w:name="List Table 6 Colorful Accent 6" w:uiPriority="51"/>
     <w:lsdException w:name="List Table 7 Colorful Accent 6" w:uiPriority="52"/>
+    <w:lsdException w:name="Mention" w:semiHidden="1" w:unhideWhenUsed="1"/>
+    <w:lsdException w:name="Smart Hyperlink" w:semiHidden="1" w:unhideWhenUsed="1"/>
+    <w:lsdException w:name="Hashtag" w:semiHidden="1" w:unhideWhenUsed="1"/>
+    <w:lsdException w:name="Unresolved Mention" w:semiHidden="1" w:unhideWhenUsed="1"/>
+    <w:lsdException w:name="Smart Link" w:semiHidden="1" w:unhideWhenUsed="1"/>
   </w:latentStyles>
   <w:style w:type="paragraph" w:default="1" w:styleId="Normal">
     <w:name w:val="Normal"/>
     <w:qFormat/>
+  </w:style>
+  <w:style w:type="paragraph" w:styleId="Heading1">
+    <w:name w:val="heading 1"/>
+    <w:basedOn w:val="Normal"/>
+    <w:next w:val="Normal"/>
+    <w:link w:val="Heading1Char"/>
+    <w:uiPriority w:val="9"/>
+    <w:qFormat/>
+    <w:rsid w:val="00B21ADE"/>
+    <w:pPr>
+      <w:keepNext/>
+      <w:keepLines/>
+      <w:spacing w:before="360" w:after="80"/>
+      <w:outlineLvl w:val="0"/>
+    </w:pPr>
+    <w:rPr>
+      <w:rFonts w:asciiTheme="majorHAnsi" w:eastAsiaTheme="majorEastAsia" w:hAnsiTheme="majorHAnsi" w:cstheme="majorBidi"/>
+      <w:color w:val="2F5496" w:themeColor="accent1" w:themeShade="BF"/>
+      <w:sz w:val="40"/>
+      <w:szCs w:val="40"/>
+    </w:rPr>
+  </w:style>
+  <w:style w:type="paragraph" w:styleId="Heading2">
+    <w:name w:val="heading 2"/>
+    <w:basedOn w:val="Normal"/>
+    <w:next w:val="Normal"/>
+    <w:link w:val="Heading2Char"/>
+    <w:uiPriority w:val="9"/>
+    <w:semiHidden/>
+    <w:unhideWhenUsed/>
+    <w:qFormat/>
+    <w:rsid w:val="00B21ADE"/>
+    <w:pPr>
+      <w:keepNext/>
+      <w:keepLines/>
+      <w:spacing w:before="160" w:after="80"/>
+      <w:outlineLvl w:val="1"/>
+    </w:pPr>
+    <w:rPr>
+      <w:rFonts w:asciiTheme="majorHAnsi" w:eastAsiaTheme="majorEastAsia" w:hAnsiTheme="majorHAnsi" w:cstheme="majorBidi"/>
+      <w:color w:val="2F5496" w:themeColor="accent1" w:themeShade="BF"/>
+      <w:sz w:val="32"/>
+      <w:szCs w:val="32"/>
+    </w:rPr>
+  </w:style>
+  <w:style w:type="paragraph" w:styleId="Heading3">
+    <w:name w:val="heading 3"/>
+    <w:basedOn w:val="Normal"/>
+    <w:next w:val="Normal"/>
+    <w:link w:val="Heading3Char"/>
+    <w:uiPriority w:val="9"/>
+    <w:semiHidden/>
+    <w:unhideWhenUsed/>
+    <w:qFormat/>
+    <w:rsid w:val="00B21ADE"/>
+    <w:pPr>
+      <w:keepNext/>
+      <w:keepLines/>
+      <w:spacing w:before="160" w:after="80"/>
+      <w:outlineLvl w:val="2"/>
+    </w:pPr>
+    <w:rPr>
+      <w:rFonts w:eastAsiaTheme="majorEastAsia" w:cstheme="majorBidi"/>
+      <w:color w:val="2F5496" w:themeColor="accent1" w:themeShade="BF"/>
+      <w:sz w:val="28"/>
+      <w:szCs w:val="28"/>
+    </w:rPr>
+  </w:style>
+  <w:style w:type="paragraph" w:styleId="Heading4">
+    <w:name w:val="heading 4"/>
+    <w:basedOn w:val="Normal"/>
+    <w:next w:val="Normal"/>
+    <w:link w:val="Heading4Char"/>
+    <w:uiPriority w:val="9"/>
+    <w:semiHidden/>
+    <w:unhideWhenUsed/>
+    <w:qFormat/>
+    <w:rsid w:val="00B21ADE"/>
+    <w:pPr>
+      <w:keepNext/>
+      <w:keepLines/>
+      <w:spacing w:before="80" w:after="40"/>
+      <w:outlineLvl w:val="3"/>
+    </w:pPr>
+    <w:rPr>
+      <w:rFonts w:eastAsiaTheme="majorEastAsia" w:cstheme="majorBidi"/>
+      <w:i/>
+      <w:iCs/>
+      <w:color w:val="2F5496" w:themeColor="accent1" w:themeShade="BF"/>
+    </w:rPr>
+  </w:style>
+  <w:style w:type="paragraph" w:styleId="Heading5">
+    <w:name w:val="heading 5"/>
+    <w:basedOn w:val="Normal"/>
+    <w:next w:val="Normal"/>
+    <w:link w:val="Heading5Char"/>
+    <w:uiPriority w:val="9"/>
+    <w:semiHidden/>
+    <w:unhideWhenUsed/>
+    <w:qFormat/>
+    <w:rsid w:val="00B21ADE"/>
+    <w:pPr>
+      <w:keepNext/>
+      <w:keepLines/>
+      <w:spacing w:before="80" w:after="40"/>
+      <w:outlineLvl w:val="4"/>
+    </w:pPr>
+    <w:rPr>
+      <w:rFonts w:eastAsiaTheme="majorEastAsia" w:cstheme="majorBidi"/>
+      <w:color w:val="2F5496" w:themeColor="accent1" w:themeShade="BF"/>
+    </w:rPr>
+  </w:style>
+  <w:style w:type="paragraph" w:styleId="Heading6">
+    <w:name w:val="heading 6"/>
+    <w:basedOn w:val="Normal"/>
+    <w:next w:val="Normal"/>
+    <w:link w:val="Heading6Char"/>
+    <w:uiPriority w:val="9"/>
+    <w:semiHidden/>
+    <w:unhideWhenUsed/>
+    <w:qFormat/>
+    <w:rsid w:val="00B21ADE"/>
+    <w:pPr>
+      <w:keepNext/>
+      <w:keepLines/>
+      <w:spacing w:before="40" w:after="0"/>
+      <w:outlineLvl w:val="5"/>
+    </w:pPr>
+    <w:rPr>
+      <w:rFonts w:eastAsiaTheme="majorEastAsia" w:cstheme="majorBidi"/>
+      <w:i/>
+      <w:iCs/>
+      <w:color w:val="595959" w:themeColor="text1" w:themeTint="A6"/>
+    </w:rPr>
+  </w:style>
+  <w:style w:type="paragraph" w:styleId="Heading7">
+    <w:name w:val="heading 7"/>
+    <w:basedOn w:val="Normal"/>
+    <w:next w:val="Normal"/>
+    <w:link w:val="Heading7Char"/>
+    <w:uiPriority w:val="9"/>
+    <w:semiHidden/>
+    <w:unhideWhenUsed/>
+    <w:qFormat/>
+    <w:rsid w:val="00B21ADE"/>
+    <w:pPr>
+      <w:keepNext/>
+      <w:keepLines/>
+      <w:spacing w:before="40" w:after="0"/>
+      <w:outlineLvl w:val="6"/>
+    </w:pPr>
+    <w:rPr>
+      <w:rFonts w:eastAsiaTheme="majorEastAsia" w:cstheme="majorBidi"/>
+      <w:color w:val="595959" w:themeColor="text1" w:themeTint="A6"/>
+    </w:rPr>
+  </w:style>
+  <w:style w:type="paragraph" w:styleId="Heading8">
+    <w:name w:val="heading 8"/>
+    <w:basedOn w:val="Normal"/>
+    <w:next w:val="Normal"/>
+    <w:link w:val="Heading8Char"/>
+    <w:uiPriority w:val="9"/>
+    <w:semiHidden/>
+    <w:unhideWhenUsed/>
+    <w:qFormat/>
+    <w:rsid w:val="00B21ADE"/>
+    <w:pPr>
+      <w:keepNext/>
+      <w:keepLines/>
+      <w:spacing w:after="0"/>
+      <w:outlineLvl w:val="7"/>
+    </w:pPr>
+    <w:rPr>
+      <w:rFonts w:eastAsiaTheme="majorEastAsia" w:cstheme="majorBidi"/>
+      <w:i/>
+      <w:iCs/>
+      <w:color w:val="272727" w:themeColor="text1" w:themeTint="D8"/>
+    </w:rPr>
+  </w:style>
+  <w:style w:type="paragraph" w:styleId="Heading9">
+    <w:name w:val="heading 9"/>
+    <w:basedOn w:val="Normal"/>
+    <w:next w:val="Normal"/>
+    <w:link w:val="Heading9Char"/>
+    <w:uiPriority w:val="9"/>
+    <w:semiHidden/>
+    <w:unhideWhenUsed/>
+    <w:qFormat/>
+    <w:rsid w:val="00B21ADE"/>
+    <w:pPr>
+      <w:keepNext/>
+      <w:keepLines/>
+      <w:spacing w:after="0"/>
+      <w:outlineLvl w:val="8"/>
+    </w:pPr>
+    <w:rPr>
+      <w:rFonts w:eastAsiaTheme="majorEastAsia" w:cstheme="majorBidi"/>
+      <w:color w:val="272727" w:themeColor="text1" w:themeTint="D8"/>
+    </w:rPr>
   </w:style>
   <w:style w:type="character" w:default="1" w:styleId="DefaultParagraphFont">
     <w:name w:val="Default Paragraph Font"/>
@@ -750,6 +1127,296 @@
     <w:uiPriority w:val="99"/>
     <w:semiHidden/>
     <w:unhideWhenUsed/>
+  </w:style>
+  <w:style w:type="character" w:customStyle="1" w:styleId="Heading1Char">
+    <w:name w:val="Heading 1 Char"/>
+    <w:basedOn w:val="DefaultParagraphFont"/>
+    <w:link w:val="Heading1"/>
+    <w:uiPriority w:val="9"/>
+    <w:rsid w:val="00B21ADE"/>
+    <w:rPr>
+      <w:rFonts w:asciiTheme="majorHAnsi" w:eastAsiaTheme="majorEastAsia" w:hAnsiTheme="majorHAnsi" w:cstheme="majorBidi"/>
+      <w:color w:val="2F5496" w:themeColor="accent1" w:themeShade="BF"/>
+      <w:sz w:val="40"/>
+      <w:szCs w:val="40"/>
+    </w:rPr>
+  </w:style>
+  <w:style w:type="character" w:customStyle="1" w:styleId="Heading2Char">
+    <w:name w:val="Heading 2 Char"/>
+    <w:basedOn w:val="DefaultParagraphFont"/>
+    <w:link w:val="Heading2"/>
+    <w:uiPriority w:val="9"/>
+    <w:semiHidden/>
+    <w:rsid w:val="00B21ADE"/>
+    <w:rPr>
+      <w:rFonts w:asciiTheme="majorHAnsi" w:eastAsiaTheme="majorEastAsia" w:hAnsiTheme="majorHAnsi" w:cstheme="majorBidi"/>
+      <w:color w:val="2F5496" w:themeColor="accent1" w:themeShade="BF"/>
+      <w:sz w:val="32"/>
+      <w:szCs w:val="32"/>
+    </w:rPr>
+  </w:style>
+  <w:style w:type="character" w:customStyle="1" w:styleId="Heading3Char">
+    <w:name w:val="Heading 3 Char"/>
+    <w:basedOn w:val="DefaultParagraphFont"/>
+    <w:link w:val="Heading3"/>
+    <w:uiPriority w:val="9"/>
+    <w:semiHidden/>
+    <w:rsid w:val="00B21ADE"/>
+    <w:rPr>
+      <w:rFonts w:eastAsiaTheme="majorEastAsia" w:cstheme="majorBidi"/>
+      <w:color w:val="2F5496" w:themeColor="accent1" w:themeShade="BF"/>
+      <w:sz w:val="28"/>
+      <w:szCs w:val="28"/>
+    </w:rPr>
+  </w:style>
+  <w:style w:type="character" w:customStyle="1" w:styleId="Heading4Char">
+    <w:name w:val="Heading 4 Char"/>
+    <w:basedOn w:val="DefaultParagraphFont"/>
+    <w:link w:val="Heading4"/>
+    <w:uiPriority w:val="9"/>
+    <w:semiHidden/>
+    <w:rsid w:val="00B21ADE"/>
+    <w:rPr>
+      <w:rFonts w:eastAsiaTheme="majorEastAsia" w:cstheme="majorBidi"/>
+      <w:i/>
+      <w:iCs/>
+      <w:color w:val="2F5496" w:themeColor="accent1" w:themeShade="BF"/>
+    </w:rPr>
+  </w:style>
+  <w:style w:type="character" w:customStyle="1" w:styleId="Heading5Char">
+    <w:name w:val="Heading 5 Char"/>
+    <w:basedOn w:val="DefaultParagraphFont"/>
+    <w:link w:val="Heading5"/>
+    <w:uiPriority w:val="9"/>
+    <w:semiHidden/>
+    <w:rsid w:val="00B21ADE"/>
+    <w:rPr>
+      <w:rFonts w:eastAsiaTheme="majorEastAsia" w:cstheme="majorBidi"/>
+      <w:color w:val="2F5496" w:themeColor="accent1" w:themeShade="BF"/>
+    </w:rPr>
+  </w:style>
+  <w:style w:type="character" w:customStyle="1" w:styleId="Heading6Char">
+    <w:name w:val="Heading 6 Char"/>
+    <w:basedOn w:val="DefaultParagraphFont"/>
+    <w:link w:val="Heading6"/>
+    <w:uiPriority w:val="9"/>
+    <w:semiHidden/>
+    <w:rsid w:val="00B21ADE"/>
+    <w:rPr>
+      <w:rFonts w:eastAsiaTheme="majorEastAsia" w:cstheme="majorBidi"/>
+      <w:i/>
+      <w:iCs/>
+      <w:color w:val="595959" w:themeColor="text1" w:themeTint="A6"/>
+    </w:rPr>
+  </w:style>
+  <w:style w:type="character" w:customStyle="1" w:styleId="Heading7Char">
+    <w:name w:val="Heading 7 Char"/>
+    <w:basedOn w:val="DefaultParagraphFont"/>
+    <w:link w:val="Heading7"/>
+    <w:uiPriority w:val="9"/>
+    <w:semiHidden/>
+    <w:rsid w:val="00B21ADE"/>
+    <w:rPr>
+      <w:rFonts w:eastAsiaTheme="majorEastAsia" w:cstheme="majorBidi"/>
+      <w:color w:val="595959" w:themeColor="text1" w:themeTint="A6"/>
+    </w:rPr>
+  </w:style>
+  <w:style w:type="character" w:customStyle="1" w:styleId="Heading8Char">
+    <w:name w:val="Heading 8 Char"/>
+    <w:basedOn w:val="DefaultParagraphFont"/>
+    <w:link w:val="Heading8"/>
+    <w:uiPriority w:val="9"/>
+    <w:semiHidden/>
+    <w:rsid w:val="00B21ADE"/>
+    <w:rPr>
+      <w:rFonts w:eastAsiaTheme="majorEastAsia" w:cstheme="majorBidi"/>
+      <w:i/>
+      <w:iCs/>
+      <w:color w:val="272727" w:themeColor="text1" w:themeTint="D8"/>
+    </w:rPr>
+  </w:style>
+  <w:style w:type="character" w:customStyle="1" w:styleId="Heading9Char">
+    <w:name w:val="Heading 9 Char"/>
+    <w:basedOn w:val="DefaultParagraphFont"/>
+    <w:link w:val="Heading9"/>
+    <w:uiPriority w:val="9"/>
+    <w:semiHidden/>
+    <w:rsid w:val="00B21ADE"/>
+    <w:rPr>
+      <w:rFonts w:eastAsiaTheme="majorEastAsia" w:cstheme="majorBidi"/>
+      <w:color w:val="272727" w:themeColor="text1" w:themeTint="D8"/>
+    </w:rPr>
+  </w:style>
+  <w:style w:type="paragraph" w:styleId="Title">
+    <w:name w:val="Title"/>
+    <w:basedOn w:val="Normal"/>
+    <w:next w:val="Normal"/>
+    <w:link w:val="TitleChar"/>
+    <w:uiPriority w:val="10"/>
+    <w:qFormat/>
+    <w:rsid w:val="00B21ADE"/>
+    <w:pPr>
+      <w:spacing w:after="80" w:line="240" w:lineRule="auto"/>
+      <w:contextualSpacing/>
+    </w:pPr>
+    <w:rPr>
+      <w:rFonts w:asciiTheme="majorHAnsi" w:eastAsiaTheme="majorEastAsia" w:hAnsiTheme="majorHAnsi" w:cstheme="majorBidi"/>
+      <w:spacing w:val="-10"/>
+      <w:kern w:val="28"/>
+      <w:sz w:val="56"/>
+      <w:szCs w:val="56"/>
+    </w:rPr>
+  </w:style>
+  <w:style w:type="character" w:customStyle="1" w:styleId="TitleChar">
+    <w:name w:val="Title Char"/>
+    <w:basedOn w:val="DefaultParagraphFont"/>
+    <w:link w:val="Title"/>
+    <w:uiPriority w:val="10"/>
+    <w:rsid w:val="00B21ADE"/>
+    <w:rPr>
+      <w:rFonts w:asciiTheme="majorHAnsi" w:eastAsiaTheme="majorEastAsia" w:hAnsiTheme="majorHAnsi" w:cstheme="majorBidi"/>
+      <w:spacing w:val="-10"/>
+      <w:kern w:val="28"/>
+      <w:sz w:val="56"/>
+      <w:szCs w:val="56"/>
+    </w:rPr>
+  </w:style>
+  <w:style w:type="paragraph" w:styleId="Subtitle">
+    <w:name w:val="Subtitle"/>
+    <w:basedOn w:val="Normal"/>
+    <w:next w:val="Normal"/>
+    <w:link w:val="SubtitleChar"/>
+    <w:uiPriority w:val="11"/>
+    <w:qFormat/>
+    <w:rsid w:val="00B21ADE"/>
+    <w:pPr>
+      <w:numPr>
+        <w:ilvl w:val="1"/>
+      </w:numPr>
+    </w:pPr>
+    <w:rPr>
+      <w:rFonts w:eastAsiaTheme="majorEastAsia" w:cstheme="majorBidi"/>
+      <w:color w:val="595959" w:themeColor="text1" w:themeTint="A6"/>
+      <w:spacing w:val="15"/>
+      <w:sz w:val="28"/>
+      <w:szCs w:val="28"/>
+    </w:rPr>
+  </w:style>
+  <w:style w:type="character" w:customStyle="1" w:styleId="SubtitleChar">
+    <w:name w:val="Subtitle Char"/>
+    <w:basedOn w:val="DefaultParagraphFont"/>
+    <w:link w:val="Subtitle"/>
+    <w:uiPriority w:val="11"/>
+    <w:rsid w:val="00B21ADE"/>
+    <w:rPr>
+      <w:rFonts w:eastAsiaTheme="majorEastAsia" w:cstheme="majorBidi"/>
+      <w:color w:val="595959" w:themeColor="text1" w:themeTint="A6"/>
+      <w:spacing w:val="15"/>
+      <w:sz w:val="28"/>
+      <w:szCs w:val="28"/>
+    </w:rPr>
+  </w:style>
+  <w:style w:type="paragraph" w:styleId="Quote">
+    <w:name w:val="Quote"/>
+    <w:basedOn w:val="Normal"/>
+    <w:next w:val="Normal"/>
+    <w:link w:val="QuoteChar"/>
+    <w:uiPriority w:val="29"/>
+    <w:qFormat/>
+    <w:rsid w:val="00B21ADE"/>
+    <w:pPr>
+      <w:spacing w:before="160"/>
+      <w:jc w:val="center"/>
+    </w:pPr>
+    <w:rPr>
+      <w:i/>
+      <w:iCs/>
+      <w:color w:val="404040" w:themeColor="text1" w:themeTint="BF"/>
+    </w:rPr>
+  </w:style>
+  <w:style w:type="character" w:customStyle="1" w:styleId="QuoteChar">
+    <w:name w:val="Quote Char"/>
+    <w:basedOn w:val="DefaultParagraphFont"/>
+    <w:link w:val="Quote"/>
+    <w:uiPriority w:val="29"/>
+    <w:rsid w:val="00B21ADE"/>
+    <w:rPr>
+      <w:i/>
+      <w:iCs/>
+      <w:color w:val="404040" w:themeColor="text1" w:themeTint="BF"/>
+    </w:rPr>
+  </w:style>
+  <w:style w:type="paragraph" w:styleId="ListParagraph">
+    <w:name w:val="List Paragraph"/>
+    <w:basedOn w:val="Normal"/>
+    <w:uiPriority w:val="34"/>
+    <w:qFormat/>
+    <w:rsid w:val="00B21ADE"/>
+    <w:pPr>
+      <w:ind w:left="720"/>
+      <w:contextualSpacing/>
+    </w:pPr>
+  </w:style>
+  <w:style w:type="character" w:styleId="IntenseEmphasis">
+    <w:name w:val="Intense Emphasis"/>
+    <w:basedOn w:val="DefaultParagraphFont"/>
+    <w:uiPriority w:val="21"/>
+    <w:qFormat/>
+    <w:rsid w:val="00B21ADE"/>
+    <w:rPr>
+      <w:i/>
+      <w:iCs/>
+      <w:color w:val="2F5496" w:themeColor="accent1" w:themeShade="BF"/>
+    </w:rPr>
+  </w:style>
+  <w:style w:type="paragraph" w:styleId="IntenseQuote">
+    <w:name w:val="Intense Quote"/>
+    <w:basedOn w:val="Normal"/>
+    <w:next w:val="Normal"/>
+    <w:link w:val="IntenseQuoteChar"/>
+    <w:uiPriority w:val="30"/>
+    <w:qFormat/>
+    <w:rsid w:val="00B21ADE"/>
+    <w:pPr>
+      <w:pBdr>
+        <w:top w:val="single" w:sz="4" w:space="10" w:color="2F5496" w:themeColor="accent1" w:themeShade="BF"/>
+        <w:bottom w:val="single" w:sz="4" w:space="10" w:color="2F5496" w:themeColor="accent1" w:themeShade="BF"/>
+      </w:pBdr>
+      <w:spacing w:before="360" w:after="360"/>
+      <w:ind w:left="864" w:right="864"/>
+      <w:jc w:val="center"/>
+    </w:pPr>
+    <w:rPr>
+      <w:i/>
+      <w:iCs/>
+      <w:color w:val="2F5496" w:themeColor="accent1" w:themeShade="BF"/>
+    </w:rPr>
+  </w:style>
+  <w:style w:type="character" w:customStyle="1" w:styleId="IntenseQuoteChar">
+    <w:name w:val="Intense Quote Char"/>
+    <w:basedOn w:val="DefaultParagraphFont"/>
+    <w:link w:val="IntenseQuote"/>
+    <w:uiPriority w:val="30"/>
+    <w:rsid w:val="00B21ADE"/>
+    <w:rPr>
+      <w:i/>
+      <w:iCs/>
+      <w:color w:val="2F5496" w:themeColor="accent1" w:themeShade="BF"/>
+    </w:rPr>
+  </w:style>
+  <w:style w:type="character" w:styleId="IntenseReference">
+    <w:name w:val="Intense Reference"/>
+    <w:basedOn w:val="DefaultParagraphFont"/>
+    <w:uiPriority w:val="32"/>
+    <w:qFormat/>
+    <w:rsid w:val="00B21ADE"/>
+    <w:rPr>
+      <w:b/>
+      <w:bCs/>
+      <w:smallCaps/>
+      <w:color w:val="2F5496" w:themeColor="accent1" w:themeShade="BF"/>
+      <w:spacing w:val="5"/>
+    </w:rPr>
   </w:style>
 </w:styles>
 </file>
@@ -771,7 +1438,7 @@
         <a:srgbClr val="E7E6E6"/>
       </a:lt2>
       <a:accent1>
-        <a:srgbClr val="5B9BD5"/>
+        <a:srgbClr val="4472C4"/>
       </a:accent1>
       <a:accent2>
         <a:srgbClr val="ED7D31"/>
@@ -783,7 +1450,7 @@
         <a:srgbClr val="FFC000"/>
       </a:accent4>
       <a:accent5>
-        <a:srgbClr val="4472C4"/>
+        <a:srgbClr val="5B9BD5"/>
       </a:accent5>
       <a:accent6>
         <a:srgbClr val="70AD47"/>
@@ -830,12 +1497,29 @@
         <a:font script="Viet" typeface="Times New Roman"/>
         <a:font script="Uigh" typeface="Microsoft Uighur"/>
         <a:font script="Geor" typeface="Sylfaen"/>
+        <a:font script="Armn" typeface="Arial"/>
+        <a:font script="Bugi" typeface="Leelawadee UI"/>
+        <a:font script="Bopo" typeface="Microsoft JhengHei"/>
+        <a:font script="Java" typeface="Javanese Text"/>
+        <a:font script="Lisu" typeface="Segoe UI"/>
+        <a:font script="Mymr" typeface="Myanmar Text"/>
+        <a:font script="Nkoo" typeface="Ebrima"/>
+        <a:font script="Olck" typeface="Nirmala UI"/>
+        <a:font script="Osma" typeface="Ebrima"/>
+        <a:font script="Phag" typeface="Phagspa"/>
+        <a:font script="Syrn" typeface="Estrangelo Edessa"/>
+        <a:font script="Syrj" typeface="Estrangelo Edessa"/>
+        <a:font script="Syre" typeface="Estrangelo Edessa"/>
+        <a:font script="Sora" typeface="Nirmala UI"/>
+        <a:font script="Tale" typeface="Microsoft Tai Le"/>
+        <a:font script="Talu" typeface="Microsoft New Tai Lue"/>
+        <a:font script="Tfng" typeface="Ebrima"/>
       </a:majorFont>
       <a:minorFont>
         <a:latin typeface="Calibri" panose="020F0502020204030204"/>
         <a:ea typeface=""/>
         <a:cs typeface=""/>
-        <a:font script="Jpan" typeface="游明朝"/>
+        <a:font script="Jpan" typeface="游ゴシック"/>
         <a:font script="Hang" typeface="맑은 고딕"/>
         <a:font script="Hans" typeface="等线"/>
         <a:font script="Hant" typeface="新細明體"/>
@@ -865,6 +1549,23 @@
         <a:font script="Viet" typeface="Arial"/>
         <a:font script="Uigh" typeface="Microsoft Uighur"/>
         <a:font script="Geor" typeface="Sylfaen"/>
+        <a:font script="Armn" typeface="Arial"/>
+        <a:font script="Bugi" typeface="Leelawadee UI"/>
+        <a:font script="Bopo" typeface="Microsoft JhengHei"/>
+        <a:font script="Java" typeface="Javanese Text"/>
+        <a:font script="Lisu" typeface="Segoe UI"/>
+        <a:font script="Mymr" typeface="Myanmar Text"/>
+        <a:font script="Nkoo" typeface="Ebrima"/>
+        <a:font script="Olck" typeface="Nirmala UI"/>
+        <a:font script="Osma" typeface="Ebrima"/>
+        <a:font script="Phag" typeface="Phagspa"/>
+        <a:font script="Syrn" typeface="Estrangelo Edessa"/>
+        <a:font script="Syrj" typeface="Estrangelo Edessa"/>
+        <a:font script="Syre" typeface="Estrangelo Edessa"/>
+        <a:font script="Sora" typeface="Nirmala UI"/>
+        <a:font script="Tale" typeface="Microsoft Tai Le"/>
+        <a:font script="Talu" typeface="Microsoft New Tai Lue"/>
+        <a:font script="Tfng" typeface="Ebrima"/>
       </a:minorFont>
     </a:fontScheme>
     <a:fmtScheme name="Office">
